--- a/samples/vychet_plan_v1.docx
+++ b/samples/vychet_plan_v1.docx
@@ -99,7 +99,7 @@
           <w:b w:val="0"/>
           <w:sz w:val="24"/>
         </w:rPr>
-        <w:t>Итого база вычета: 450 000 руб. Возврат — 13% от неё, но не больше налога, удержанного за год.</w:t>
+        <w:t>Итого база вычета: 450 000 руб. При доходе до 2,4 млн руб. в год возвращается 13% от неё, но не больше налога, удержанного за год.</w:t>
       </w:r>
     </w:p>
     <w:p>
@@ -114,7 +114,7 @@
           <w:b/>
           <w:sz w:val="24"/>
         </w:rPr>
-        <w:t>Ориентировочно к возврату: 39 000 руб. (ограничено налогом, удержанным с твоего дохода: 39 000 руб.)</w:t>
+        <w:t>Ориентировочно к возврату: 39 000 руб. (ограничено налогом, удержанным с вашего дохода: 39 000 руб.)</w:t>
       </w:r>
     </w:p>
     <w:p>
@@ -155,7 +155,7 @@
           <w:b w:val="0"/>
           <w:sz w:val="24"/>
         </w:rPr>
-        <w:t>— Договор с клиникой и её лицензия (реквизиты лицензии обычно есть в договоре).</w:t>
+        <w:t>— Справка об оплате медицинских услуг для налоговой — выдаёт клиника по заявлению. Для расходов с 2024 года это основной документ.</w:t>
       </w:r>
     </w:p>
     <w:p>
@@ -168,7 +168,7 @@
           <w:b w:val="0"/>
           <w:sz w:val="24"/>
         </w:rPr>
-        <w:t>— Справка об оплате медицинских услуг для налоговой — выдаёт клиника по заявлению.</w:t>
+        <w:t>— Рецепт или назначение врача и кассовые чеки на лекарства. Вычет за лекарства дают только через декларацию 3-НДФЛ.</w:t>
       </w:r>
     </w:p>
     <w:p>
@@ -181,7 +181,7 @@
           <w:b w:val="0"/>
           <w:sz w:val="24"/>
         </w:rPr>
-        <w:t>— Рецепт или назначение врача и кассовые чеки на лекарства.</w:t>
+        <w:t>— Справка об оплате образовательных услуг для налоговой — выдаёт учебное заведение. Для расходов с 2024 года это основной документ.</w:t>
       </w:r>
     </w:p>
     <w:p>
@@ -194,7 +194,7 @@
           <w:b w:val="0"/>
           <w:sz w:val="24"/>
         </w:rPr>
-        <w:t>— Договор на обучение и лицензия организации (если реквизитов нет в договоре).</w:t>
+        <w:t>— Справка об оплате физкультурно-оздоровительных услуг — выдаёт клуб. Клуб должен быть в перечне Минспорта.</w:t>
       </w:r>
     </w:p>
     <w:p>
@@ -207,33 +207,7 @@
           <w:b w:val="0"/>
           <w:sz w:val="24"/>
         </w:rPr>
-        <w:t>— Справка об оплате образовательных услуг для налоговой (для расходов с 2024 года) или платёжные документы.</w:t>
-      </w:r>
-    </w:p>
-    <w:p>
-      <w:pPr>
-        <w:jc w:val="both"/>
-      </w:pPr>
-      <w:r>
-        <w:rPr>
-          <w:rFonts w:ascii="Times New Roman" w:hAnsi="Times New Roman" w:cs="Times New Roman" w:eastAsia="Times New Roman"/>
-          <w:b w:val="0"/>
-          <w:sz w:val="24"/>
-        </w:rPr>
-        <w:t>— Справка об оплате физкультурно-оздоровительных услуг от клуба. Клуб должен быть в перечне Минспорта — проверь на сайте министерства.</w:t>
-      </w:r>
-    </w:p>
-    <w:p>
-      <w:pPr>
-        <w:jc w:val="both"/>
-      </w:pPr>
-      <w:r>
-        <w:rPr>
-          <w:rFonts w:ascii="Times New Roman" w:hAnsi="Times New Roman" w:cs="Times New Roman" w:eastAsia="Times New Roman"/>
-          <w:b w:val="0"/>
-          <w:sz w:val="24"/>
-        </w:rPr>
-        <w:t>— Если платил(а) за супруга, детей или родителей — документы о родстве (свидетельство о браке, о рождении).</w:t>
+        <w:t>— Если платили за супруга, детей, брата, сестру или родителей — документы о родстве или браке (свидетельство о рождении, о браке).</w:t>
       </w:r>
     </w:p>
     <w:p>
@@ -261,7 +235,7 @@
           <w:b w:val="0"/>
           <w:sz w:val="24"/>
         </w:rPr>
-        <w:t>1) Зайди в личный кабинет налогоплательщика на nalog.ru (можно через Госуслуги).</w:t>
+        <w:t>1) Зайдите в личный кабинет налогоплательщика на nalog.ru (можно через Госуслуги).</w:t>
       </w:r>
     </w:p>
     <w:p>
@@ -274,7 +248,7 @@
           <w:b w:val="0"/>
           <w:sz w:val="24"/>
         </w:rPr>
-        <w:t>2) Проверь раздел с предложениями о вычете: за расходы с 2024 года часть клиник, вузов и фитнес-клубов передаёт данные в налоговую сами, и вычет могут предложить в упрощённом порядке — тогда достаточно подтвердить.</w:t>
+        <w:t>2) Проверьте, нет ли предзаполненного заявления на вычет: по расходам с 2024 года клиники, учебные заведения и спортклубы передают сведения в налоговую сами, и вычет можно получить в упрощённом порядке — достаточно подтвердить (ст. 221.1 НК РФ). Вычет за лекарства так не дают — только через декларацию.</w:t>
       </w:r>
     </w:p>
     <w:p>
@@ -300,7 +274,7 @@
           <w:b w:val="0"/>
           <w:sz w:val="24"/>
         </w:rPr>
-        <w:t>4) В разделе вычетов выбери социальные вычеты и внеси суммы из справок.</w:t>
+        <w:t>4) В разделе вычетов выберите социальные вычеты и внесите суммы из справок.</w:t>
       </w:r>
     </w:p>
     <w:p>
@@ -313,7 +287,7 @@
           <w:b w:val="0"/>
           <w:sz w:val="24"/>
         </w:rPr>
-        <w:t>5) Прикрепи сканы документов из пункта 2 и подпиши декларацию электронной подписью (её можно бесплатно выпустить прямо в кабинете).</w:t>
+        <w:t>5) Прикрепите сканы документов из пункта 2 и подпишите декларацию электронной подписью (её можно бесплатно выпустить прямо в кабинете).</w:t>
       </w:r>
     </w:p>
     <w:p>
@@ -326,7 +300,7 @@
           <w:b w:val="0"/>
           <w:sz w:val="24"/>
         </w:rPr>
-        <w:t>6) После проверки декларации (обычно до 3 месяцев) подай заявление о возврате переплаты на свою карту — в кабинете, в разделе «Сальдо ЕНС».</w:t>
+        <w:t>6) После проверки декларации (до 3 месяцев) подайте заявление о возврате переплаты на свою карту — в кабинете, в разделе «Сальдо ЕНС».</w:t>
       </w:r>
     </w:p>
     <w:p>

--- a/samples/vychet_plan_v1.docx
+++ b/samples/vychet_plan_v1.docx
@@ -99,7 +99,7 @@
           <w:b w:val="0"/>
           <w:sz w:val="24"/>
         </w:rPr>
-        <w:t>Итого база вычета: 450 000 руб. При доходе до 2,4 млн руб. в год возвращается 13% от неё, но не больше налога, удержанного за год.</w:t>
+        <w:t>Итого база вычета: 450 000 руб. Вычет уменьшает доход, с которого считается налог, поэтому возвращается налог с этой суммы — не больше удержанного за год. При вашем доходе ставка — 13%: повышенные ставки (от 15%) с 2025 года применяются только к доходу свыше 2,4 млн руб. в год.</w:t>
       </w:r>
     </w:p>
     <w:p>

--- a/samples/vychet_plan_v1.docx
+++ b/samples/vychet_plan_v1.docx
@@ -4,6 +4,7 @@
   <w:body>
     <w:p>
       <w:pPr>
+        <w:keepNext/>
         <w:spacing w:before="280"/>
         <w:jc w:val="center"/>
       </w:pPr>
@@ -18,6 +19,7 @@
     </w:p>
     <w:p>
       <w:pPr>
+        <w:keepNext/>
         <w:spacing w:after="120"/>
         <w:jc w:val="center"/>
       </w:pPr>
@@ -727,11 +729,13 @@
     <w:qFormat/>
     <w:rsid w:val="00FC693F"/>
     <w:pPr>
+      <w:widowControl/>
       <w:spacing w:after="0" w:before="0" w:line="276" w:lineRule="auto"/>
     </w:pPr>
     <w:rPr>
       <w:rFonts w:ascii="Times New Roman" w:hAnsi="Times New Roman"/>
       <w:sz w:val="24"/>
+      <w:lang w:val="ru-RU" w:eastAsia="ru-RU" w:bidi="ru-RU"/>
     </w:rPr>
   </w:style>
   <w:style w:type="paragraph" w:styleId="Header">
